--- a/paper/kbs_submission/final_package/cover_letter.docx
+++ b/paper/kbs_submission/final_package/cover_letter.docx
@@ -20,7 +20,7 @@
         <w:spacing w:after="240"/>
       </w:pPr>
       <w:r>
-        <w:t>June 15, 2026</w:t>
+        <w:t>June 16, 2026</w:t>
       </w:r>
     </w:p>
     <w:p>
@@ -66,7 +66,7 @@
         <w:jc w:val="left"/>
       </w:pPr>
       <w:r>
-        <w:t>The manuscript presents Structurally-Calibrated Functional Attribution (SC-FMA), a method for auditable verification-step weighting in knowledge-intensive reasoning systems. The work connects intervention-sensitive utility estimates with graph-level structural necessity, redundancy, and bottleneck protection through a convex calibration objective.</w:t>
+        <w:t>The manuscript presents Structurally-Calibrated Functional Attribution (SC-FMA), a method for auditable verification-step weighting in knowledge-intensive reasoning systems.</w:t>
       </w:r>
     </w:p>
     <w:p>
@@ -74,7 +74,7 @@
         <w:jc w:val="left"/>
       </w:pPr>
       <w:r>
-        <w:t>We believe the manuscript fits Knowledge-Based Systems because it treats process supervision as a knowledge-structured verification problem rather than as generic token attribution or process-reward tuning. The submission is claim-bounded: synthetic experiments and locked PRM800K step-label evidence support the calibration methodology, while GSM8K/HotpotQA replay and downstream filtering routes are retained only as failed or blocked validation provenance. The Countries KG study is presented only as a pilot for ontology-aware edge construction, not as a deployed KBS validation.</w:t>
+        <w:t>We believe it fits Knowledge-Based Systems because it treats process supervision as a knowledge-structured decision-support problem: verification steps are weighted not only by local utility, but also by graph dependencies, redundancy, and bottleneck roles.</w:t>
       </w:r>
     </w:p>
     <w:p>
@@ -82,7 +82,15 @@
         <w:jc w:val="left"/>
       </w:pPr>
       <w:r>
-        <w:t>This work was supported by the National Social Science Fund of China Project (24BSH018) and the Beijing Natural Science Foundation Project (L252145). The authors declared that they have no conflicts of interest to this work. Data will be made available on request.</w:t>
+        <w:t>The evidence package includes a controlled synthetic benchmark where the QP variant is strongest, locked PRM800K step-label evidence where w_struct is the primary real-data signal and Ridge is the closest SC-FMA approximation, and a new offline PRM800K audit-prioritization readout for fixed review budgets. The claim boundary is explicit: the submission does not claim downstream PRM training gains, GSM8K/HotpotQA replay validation, out-of-distribution transfer, or deployed knowledge-base workflow validation.</w:t>
+      </w:r>
+    </w:p>
+    <w:p>
+      <w:pPr>
+        <w:jc w:val="left"/>
+      </w:pPr>
+      <w:r>
+        <w:t>This work was supported by the National Social Science Fund of China Project (24BSH018) and the Beijing Natural Science Foundation Project (L252145). The authors declared that they have no conflicts of interest to this work. PRM800K is publicly available from its original source; derived reports and reproduction artifacts will be made available by the authors on request.</w:t>
       </w:r>
     </w:p>
     <w:p>
@@ -95,18 +103,10 @@
     </w:p>
     <w:p>
       <w:pPr>
-        <w:jc w:val="left"/>
+        <w:spacing w:before="240" w:after="120"/>
       </w:pPr>
       <w:r>
         <w:t>Thank you for considering our submission.</w:t>
-      </w:r>
-    </w:p>
-    <w:p>
-      <w:pPr>
-        <w:spacing w:before="240" w:after="120"/>
-      </w:pPr>
-      <w:r>
-        <w:t>Sincerely,</w:t>
       </w:r>
     </w:p>
     <w:p>

--- a/paper/kbs_submission/final_package/cover_letter.docx
+++ b/paper/kbs_submission/final_package/cover_letter.docx
@@ -3,110 +3,68 @@
 <w:document xmlns:wpc="http://schemas.microsoft.com/office/word/2010/wordprocessingCanvas" xmlns:mo="http://schemas.microsoft.com/office/mac/office/2008/main" xmlns:mc="http://schemas.openxmlformats.org/markup-compatibility/2006" xmlns:mv="urn:schemas-microsoft-com:mac:vml" xmlns:o="urn:schemas-microsoft-com:office:office" xmlns:r="http://schemas.openxmlformats.org/officeDocument/2006/relationships" xmlns:m="http://schemas.openxmlformats.org/officeDocument/2006/math" xmlns:v="urn:schemas-microsoft-com:vml" xmlns:wp14="http://schemas.microsoft.com/office/word/2010/wordprocessingDrawing" xmlns:wp="http://schemas.openxmlformats.org/drawingml/2006/wordprocessingDrawing" xmlns:w10="urn:schemas-microsoft-com:office:word" xmlns:w="http://schemas.openxmlformats.org/wordprocessingml/2006/main" xmlns:w14="http://schemas.microsoft.com/office/word/2010/wordml" xmlns:wpg="http://schemas.microsoft.com/office/word/2010/wordprocessingGroup" xmlns:wpi="http://schemas.microsoft.com/office/word/2010/wordprocessingInk" xmlns:wne="http://schemas.microsoft.com/office/word/2006/wordml" xmlns:wps="http://schemas.microsoft.com/office/word/2010/wordprocessingShape" mc:Ignorable="w14 wp14">
   <w:body>
     <w:p>
-      <w:pPr>
-        <w:spacing w:after="40"/>
-      </w:pPr>
       <w:r>
-        <w:rPr>
-          <w:b/>
-          <w:color w:val="2E74B5"/>
-          <w:sz w:val="32"/>
-        </w:rPr>
         <w:t>Cover Letter</w:t>
       </w:r>
     </w:p>
     <w:p>
-      <w:pPr>
-        <w:spacing w:after="240"/>
-      </w:pPr>
       <w:r>
-        <w:t>June 16, 2026</w:t>
+        <w:t>June 17, 2026</w:t>
       </w:r>
     </w:p>
     <w:p>
-      <w:pPr>
-        <w:spacing w:after="0"/>
-      </w:pPr>
       <w:r>
         <w:t>Editorial Office</w:t>
       </w:r>
     </w:p>
     <w:p>
-      <w:pPr>
-        <w:spacing w:after="0"/>
-      </w:pPr>
       <w:r>
         <w:t>Knowledge-Based Systems</w:t>
       </w:r>
     </w:p>
     <w:p>
-      <w:pPr>
-        <w:spacing w:after="0"/>
-      </w:pPr>
       <w:r>
         <w:t>Elsevier</w:t>
       </w:r>
     </w:p>
-    <w:p/>
     <w:p>
       <w:r>
         <w:t>Dear Editor,</w:t>
       </w:r>
     </w:p>
     <w:p>
-      <w:pPr>
-        <w:jc w:val="left"/>
-      </w:pPr>
       <w:r>
-        <w:t>We are pleased to submit our manuscript, "Structurally-Calibrated Functional Attribution: A Methodology for Process Supervision Weighting in Reflective Reasoning", for consideration as a regular article in Knowledge-Based Systems.</w:t>
+        <w:t>We are pleased to submit our manuscript, "Structurally-Calibrated Functional Attribution for Audit Prioritization in Knowledge-Intensive Reasoning", for consideration as a regular article in Knowledge-Based Systems.</w:t>
       </w:r>
     </w:p>
     <w:p>
-      <w:pPr>
-        <w:jc w:val="left"/>
-      </w:pPr>
       <w:r>
-        <w:t>The manuscript presents Structurally-Calibrated Functional Attribution (SC-FMA), a method for auditable verification-step weighting in knowledge-intensive reasoning systems.</w:t>
+        <w:t>The manuscript presents Structurally-Calibrated Functional Attribution (SC-FMA), a method for auditable verification-step weighting in knowledge-intensive reasoning systems. We believe it fits Knowledge-Based Systems because it treats process supervision as a knowledge-structured decision-support problem: verification steps are weighted not only by local utility, but also by graph dependencies, redundancy, and bottleneck roles.</w:t>
       </w:r>
     </w:p>
     <w:p>
-      <w:pPr>
-        <w:jc w:val="left"/>
-      </w:pPr>
       <w:r>
-        <w:t>We believe it fits Knowledge-Based Systems because it treats process supervision as a knowledge-structured decision-support problem: verification steps are weighted not only by local utility, but also by graph dependencies, redundancy, and bottleneck roles.</w:t>
+        <w:t>The evidence package includes a controlled synthetic benchmark where QP and Ridge are comparable but QP is strongest, locked PRM800K step-label evidence where w_struct is the primary real-data signal and Ridge is the closest SC-FMA approximation, and a new offline PRM800K audit-prioritization readout for fixed review budgets. The PRM800K stratified readout provides moderate, preliminary real-data support for PRM800K-like audit prioritization. The claim boundary is explicit: the submission does not claim downstream PRM training gains, GSM8K/HotpotQA replay validation, out-of-distribution transfer, or deployed knowledge-base workflow validation.</w:t>
       </w:r>
     </w:p>
     <w:p>
-      <w:pPr>
-        <w:jc w:val="left"/>
-      </w:pPr>
-      <w:r>
-        <w:t>The evidence package includes a controlled synthetic benchmark where the QP variant is strongest, locked PRM800K step-label evidence where w_struct is the primary real-data signal and Ridge is the closest SC-FMA approximation, and a new offline PRM800K audit-prioritization readout for fixed review budgets. The claim boundary is explicit: the submission does not claim downstream PRM training gains, GSM8K/HotpotQA replay validation, out-of-distribution transfer, or deployed knowledge-base workflow validation.</w:t>
-      </w:r>
-    </w:p>
-    <w:p>
-      <w:pPr>
-        <w:jc w:val="left"/>
-      </w:pPr>
       <w:r>
         <w:t>This work was supported by the National Social Science Fund of China Project (24BSH018) and the Beijing Natural Science Foundation Project (L252145). The authors declared that they have no conflicts of interest to this work. PRM800K is publicly available from its original source; derived reports and reproduction artifacts will be made available by the authors on request.</w:t>
       </w:r>
     </w:p>
     <w:p>
-      <w:pPr>
-        <w:jc w:val="left"/>
-      </w:pPr>
       <w:r>
         <w:t>Correspondence may be directed to Ningning Wang at wangningning@bistu.edu.cn. Haoran Ma can be reached at mahaoran0000@foamail.com.</w:t>
       </w:r>
     </w:p>
     <w:p>
-      <w:pPr>
-        <w:spacing w:before="240" w:after="120"/>
-      </w:pPr>
       <w:r>
         <w:t>Thank you for considering our submission.</w:t>
+      </w:r>
+    </w:p>
+    <w:p>
+      <w:r>
+        <w:t>Sincerely,</w:t>
       </w:r>
     </w:p>
     <w:p>
@@ -129,7 +87,6 @@
         <w:t>mahaoran0000@foamail.com</w:t>
       </w:r>
     </w:p>
-    <w:p/>
     <w:p>
       <w:r>
         <w:t>Ningning Wang</w:t>
@@ -151,32 +108,13 @@
       </w:r>
     </w:p>
     <w:sectPr>
-      <w:footerReference w:type="default" r:id="rId9"/>
       <w:pgSz w:w="12240" w:h="15840"/>
-      <w:pgMar w:top="1440" w:right="1440" w:bottom="1440" w:left="1440" w:header="708" w:footer="708" w:gutter="0"/>
+      <w:pgMar w:top="1440" w:right="1800" w:bottom="1440" w:left="1800" w:header="720" w:footer="720" w:gutter="0"/>
       <w:cols w:space="720"/>
       <w:docGrid w:linePitch="360"/>
     </w:sectPr>
   </w:body>
 </w:document>
-</file>
-
-<file path=word/footer1.xml><?xml version="1.0" encoding="utf-8"?>
-<w:ftr xmlns:m="http://schemas.openxmlformats.org/officeDocument/2006/math" xmlns:mc="http://schemas.openxmlformats.org/markup-compatibility/2006" xmlns:mo="http://schemas.microsoft.com/office/mac/office/2008/main" xmlns:mv="urn:schemas-microsoft-com:mac:vml" xmlns:o="urn:schemas-microsoft-com:office:office" xmlns:r="http://schemas.openxmlformats.org/officeDocument/2006/relationships" xmlns:v="urn:schemas-microsoft-com:vml" xmlns:w10="urn:schemas-microsoft-com:office:word" xmlns:w14="http://schemas.microsoft.com/office/word/2010/wordml" xmlns:w="http://schemas.openxmlformats.org/wordprocessingml/2006/main" xmlns:wne="http://schemas.microsoft.com/office/word/2006/wordml" xmlns:wp14="http://schemas.microsoft.com/office/word/2010/wordprocessingDrawing" xmlns:wp="http://schemas.openxmlformats.org/drawingml/2006/wordprocessingDrawing" xmlns:wpc="http://schemas.microsoft.com/office/word/2010/wordprocessingCanvas" xmlns:wpg="http://schemas.microsoft.com/office/word/2010/wordprocessingGroup" xmlns:wpi="http://schemas.microsoft.com/office/word/2010/wordprocessingInk" xmlns:wps="http://schemas.microsoft.com/office/word/2010/wordprocessingShape" mc:Ignorable="w14 wp14">
-  <w:p>
-    <w:pPr>
-      <w:pStyle w:val="Footer"/>
-      <w:jc w:val="center"/>
-    </w:pPr>
-    <w:r>
-      <w:rPr>
-        <w:color w:val="666666"/>
-        <w:sz w:val="18"/>
-      </w:rPr>
-      <w:t>Ma and Wang | Knowledge-Based Systems submission</w:t>
-    </w:r>
-  </w:p>
-</w:ftr>
 </file>
 
 <file path=word/numbering.xml><?xml version="1.0" encoding="utf-8"?>
@@ -542,13 +480,6 @@
     <w:name w:val="Normal"/>
     <w:qFormat/>
     <w:rsid w:val="00FC693F"/>
-    <w:pPr>
-      <w:spacing w:after="120" w:line="264" w:lineRule="auto"/>
-    </w:pPr>
-    <w:rPr>
-      <w:rFonts w:ascii="Calibri" w:hAnsi="Calibri"/>
-      <w:sz w:val="22"/>
-    </w:rPr>
   </w:style>
   <w:style w:type="paragraph" w:styleId="Header">
     <w:name w:val="header"/>
@@ -605,15 +536,15 @@
     <w:pPr>
       <w:keepNext/>
       <w:keepLines/>
-      <w:spacing w:before="240" w:after="120"/>
+      <w:spacing w:before="480" w:after="0"/>
       <w:outlineLvl w:val="0"/>
     </w:pPr>
     <w:rPr>
-      <w:rFonts w:asciiTheme="majorHAnsi" w:eastAsiaTheme="majorEastAsia" w:hAnsiTheme="majorHAnsi" w:cstheme="majorBidi" w:ascii="Calibri" w:hAnsi="Calibri"/>
+      <w:rFonts w:asciiTheme="majorHAnsi" w:eastAsiaTheme="majorEastAsia" w:hAnsiTheme="majorHAnsi" w:cstheme="majorBidi"/>
       <w:b/>
       <w:bCs/>
-      <w:color w:val="2E74B5"/>
-      <w:sz w:val="32"/>
+      <w:color w:val="365F91" w:themeColor="accent1" w:themeShade="BF"/>
+      <w:sz w:val="28"/>
       <w:szCs w:val="28"/>
     </w:rPr>
   </w:style>
@@ -629,14 +560,14 @@
     <w:pPr>
       <w:keepNext/>
       <w:keepLines/>
-      <w:spacing w:before="240" w:after="120"/>
+      <w:spacing w:before="200" w:after="0"/>
       <w:outlineLvl w:val="1"/>
     </w:pPr>
     <w:rPr>
-      <w:rFonts w:asciiTheme="majorHAnsi" w:eastAsiaTheme="majorEastAsia" w:hAnsiTheme="majorHAnsi" w:cstheme="majorBidi" w:ascii="Calibri" w:hAnsi="Calibri"/>
+      <w:rFonts w:asciiTheme="majorHAnsi" w:eastAsiaTheme="majorEastAsia" w:hAnsiTheme="majorHAnsi" w:cstheme="majorBidi"/>
       <w:b/>
       <w:bCs/>
-      <w:color w:val="2E74B5"/>
+      <w:color w:val="4F81BD" w:themeColor="accent1"/>
       <w:sz w:val="26"/>
       <w:szCs w:val="26"/>
     </w:rPr>

--- a/paper/kbs_submission/final_package/cover_letter.docx
+++ b/paper/kbs_submission/final_package/cover_letter.docx
@@ -9,7 +9,7 @@
     </w:p>
     <w:p>
       <w:r>
-        <w:t>June 17, 2026</w:t>
+        <w:t>June 24, 2026</w:t>
       </w:r>
     </w:p>
     <w:p>

--- a/paper/kbs_submission/final_package/cover_letter.docx
+++ b/paper/kbs_submission/final_package/cover_letter.docx
@@ -3,113 +3,110 @@
 <w:document xmlns:wpc="http://schemas.microsoft.com/office/word/2010/wordprocessingCanvas" xmlns:mo="http://schemas.microsoft.com/office/mac/office/2008/main" xmlns:mc="http://schemas.openxmlformats.org/markup-compatibility/2006" xmlns:mv="urn:schemas-microsoft-com:mac:vml" xmlns:o="urn:schemas-microsoft-com:office:office" xmlns:r="http://schemas.openxmlformats.org/officeDocument/2006/relationships" xmlns:m="http://schemas.openxmlformats.org/officeDocument/2006/math" xmlns:v="urn:schemas-microsoft-com:vml" xmlns:wp14="http://schemas.microsoft.com/office/word/2010/wordprocessingDrawing" xmlns:wp="http://schemas.openxmlformats.org/drawingml/2006/wordprocessingDrawing" xmlns:w10="urn:schemas-microsoft-com:office:word" xmlns:w="http://schemas.openxmlformats.org/wordprocessingml/2006/main" xmlns:w14="http://schemas.microsoft.com/office/word/2010/wordml" xmlns:wpg="http://schemas.microsoft.com/office/word/2010/wordprocessingGroup" xmlns:wpi="http://schemas.microsoft.com/office/word/2010/wordprocessingInk" xmlns:wne="http://schemas.microsoft.com/office/word/2006/wordml" xmlns:wps="http://schemas.microsoft.com/office/word/2010/wordprocessingShape" mc:Ignorable="w14 wp14">
   <w:body>
     <w:p>
+      <w:pPr>
+        <w:pStyle w:val="Heading1"/>
+      </w:pPr>
       <w:r>
         <w:t>Cover Letter</w:t>
       </w:r>
     </w:p>
     <w:p>
+      <w:pPr>
+        <w:spacing w:after="120"/>
+      </w:pPr>
       <w:r>
         <w:t>June 24, 2026</w:t>
       </w:r>
     </w:p>
     <w:p>
+      <w:pPr>
+        <w:spacing w:after="120"/>
+      </w:pPr>
       <w:r>
         <w:t>Editorial Office</w:t>
       </w:r>
     </w:p>
     <w:p>
+      <w:pPr>
+        <w:spacing w:after="120"/>
+      </w:pPr>
       <w:r>
         <w:t>Knowledge-Based Systems</w:t>
       </w:r>
     </w:p>
     <w:p>
+      <w:pPr>
+        <w:spacing w:after="120"/>
+      </w:pPr>
       <w:r>
         <w:t>Elsevier</w:t>
       </w:r>
     </w:p>
     <w:p>
+      <w:pPr>
+        <w:spacing w:after="120"/>
+      </w:pPr>
       <w:r>
         <w:t>Dear Editor,</w:t>
       </w:r>
     </w:p>
     <w:p>
+      <w:pPr>
+        <w:spacing w:after="120"/>
+      </w:pPr>
       <w:r>
         <w:t>We are pleased to submit our manuscript, "Structurally-Calibrated Functional Attribution for Audit Prioritization in Knowledge-Intensive Reasoning", for consideration as a regular article in Knowledge-Based Systems.</w:t>
       </w:r>
     </w:p>
     <w:p>
+      <w:pPr>
+        <w:spacing w:after="120"/>
+      </w:pPr>
       <w:r>
         <w:t>The manuscript presents Structurally-Calibrated Functional Attribution (SC-FMA), a method for auditable verification-step weighting in knowledge-intensive reasoning systems. We believe it fits Knowledge-Based Systems because it treats process supervision as a knowledge-structured decision-support problem: verification steps are weighted not only by local utility, but also by graph dependencies, redundancy, and bottleneck roles.</w:t>
       </w:r>
     </w:p>
     <w:p>
+      <w:pPr>
+        <w:spacing w:after="120"/>
+      </w:pPr>
       <w:r>
-        <w:t>The evidence package includes a controlled synthetic benchmark where QP and Ridge are comparable but QP is strongest, locked PRM800K step-label evidence where w_struct is the primary real-data signal and Ridge is the closest SC-FMA approximation, and a new offline PRM800K audit-prioritization readout for fixed review budgets. The PRM800K stratified readout provides moderate, preliminary real-data support for PRM800K-like audit prioritization. The claim boundary is explicit: the submission does not claim downstream PRM training gains, GSM8K/HotpotQA replay validation, out-of-distribution transfer, or deployed knowledge-base workflow validation.</w:t>
+        <w:t>The evidence package includes a controlled synthetic benchmark where QP is strongest, a structural stress-test showing that redundancy and bottleneck terms contribute when labels encode those structural preferences, a Countries-KG pilot showing that typed ontology edges can change structural-necessity rankings, and locked PRM800K step-label evidence where w_struct is the primary real-data signal and Ridge preserves it while exposing a decomposable audit weight. The PRM800K fixed-budget readout provides moderate, preliminary support for PRM800K-like audit prioritization. The claim boundary is explicit: the submission does not claim downstream PRM training gains, GSM8K/HotpotQA replay validation, out-of-distribution transfer, or deployed knowledge-base workflow validation.</w:t>
       </w:r>
     </w:p>
     <w:p>
+      <w:pPr>
+        <w:spacing w:after="120"/>
+      </w:pPr>
       <w:r>
         <w:t>This work was supported by the National Social Science Fund of China Project (24BSH018) and the Beijing Natural Science Foundation Project (L252145). The authors declared that they have no conflicts of interest to this work. PRM800K is publicly available from its original source; derived reports and reproduction artifacts will be made available by the authors on request.</w:t>
       </w:r>
     </w:p>
     <w:p>
+      <w:pPr>
+        <w:spacing w:after="120"/>
+      </w:pPr>
       <w:r>
-        <w:t>Correspondence may be directed to Ningning Wang at wangningning@bistu.edu.cn. Haoran Ma can be reached at mahaoran0000@foamail.com.</w:t>
+        <w:t>Correspondence may be directed to Ningning Wang at wangningning@bistu.edu.cn. Haoran Ma can be reached at mahaoran0000@foxmail.com.</w:t>
       </w:r>
     </w:p>
-    <w:p>
-      <w:r>
-        <w:t>Thank you for considering our submission.</w:t>
-      </w:r>
-    </w:p>
+    <w:p/>
     <w:p>
       <w:r>
         <w:t>Sincerely,</w:t>
       </w:r>
     </w:p>
     <w:p>
+      <w:pPr>
+        <w:spacing w:after="120"/>
+      </w:pPr>
       <w:r>
-        <w:t>Haoran Ma</w:t>
-      </w:r>
-    </w:p>
-    <w:p>
-      <w:r>
-        <w:t>College of Management Science and Engineering</w:t>
-      </w:r>
-    </w:p>
-    <w:p>
-      <w:r>
-        <w:t>Beijing Information Science and Technology University, Beijing 102200, China</w:t>
-      </w:r>
-    </w:p>
-    <w:p>
-      <w:r>
-        <w:t>mahaoran0000@foamail.com</w:t>
-      </w:r>
-    </w:p>
-    <w:p>
-      <w:r>
-        <w:t>Ningning Wang</w:t>
-      </w:r>
-    </w:p>
-    <w:p>
-      <w:r>
-        <w:t>College of Management Science and Engineering; Institute of Information Systems; ESG Intelligent Application Innovation Research Center</w:t>
-      </w:r>
-    </w:p>
-    <w:p>
-      <w:r>
-        <w:t>Beijing 102200, China</w:t>
-      </w:r>
-    </w:p>
-    <w:p>
-      <w:r>
-        <w:t>wangningning@bistu.edu.cn</w:t>
+        <w:t>Haoran Ma and Ningning Wang</w:t>
       </w:r>
     </w:p>
     <w:sectPr>
       <w:pgSz w:w="12240" w:h="15840"/>
-      <w:pgMar w:top="1440" w:right="1800" w:bottom="1440" w:left="1800" w:header="720" w:footer="720" w:gutter="0"/>
+      <w:pgMar w:top="1440" w:right="1440" w:bottom="1440" w:left="1440" w:header="720" w:footer="720" w:gutter="0"/>
       <w:cols w:space="720"/>
       <w:docGrid w:linePitch="360"/>
     </w:sectPr>
@@ -480,6 +477,10 @@
     <w:name w:val="Normal"/>
     <w:qFormat/>
     <w:rsid w:val="00FC693F"/>
+    <w:rPr>
+      <w:rFonts w:ascii="Times New Roman" w:hAnsi="Times New Roman"/>
+      <w:sz w:val="22"/>
+    </w:rPr>
   </w:style>
   <w:style w:type="paragraph" w:styleId="Header">
     <w:name w:val="header"/>

--- a/paper/kbs_submission/final_package/cover_letter.docx
+++ b/paper/kbs_submission/final_package/cover_letter.docx
@@ -79,7 +79,7 @@
         <w:spacing w:after="120"/>
       </w:pPr>
       <w:r>
-        <w:t>This work was supported by the National Social Science Fund of China Project (24BSH018) and the Beijing Natural Science Foundation Project (L252145). The authors declared that they have no conflicts of interest to this work. PRM800K is publicly available from its original source; derived reports and reproduction artifacts will be made available by the authors on request.</w:t>
+        <w:t>This work was supported by the National Social Science Fund of China Project (24BSH018) and the Beijing Natural Science Foundation Project (L252145). The authors declared that they have no conflicts of interest to this work. PRM800K, MuSiQue, and WebQSP are publicly available from their original sources; derived reports and reproduction artifacts will be deposited in an anonymous public repository for review and released with the final article.</w:t>
       </w:r>
     </w:p>
     <w:p>

--- a/paper/kbs_submission/final_package/cover_letter.docx
+++ b/paper/kbs_submission/final_package/cover_letter.docx
@@ -71,7 +71,7 @@
         <w:spacing w:after="120"/>
       </w:pPr>
       <w:r>
-        <w:t>The evidence package includes a controlled synthetic benchmark where QP is strongest, a structural stress-test showing that redundancy and bottleneck terms contribute when labels encode those structural preferences, a Countries-KG pilot showing that typed ontology edges can change structural-necessity rankings, and locked PRM800K step-label evidence where w_struct is the primary real-data signal and Ridge preserves it while exposing a decomposable audit weight. The PRM800K fixed-budget readout provides moderate, preliminary support for PRM800K-like audit prioritization. The claim boundary is explicit: the submission does not claim downstream PRM training gains, GSM8K/HotpotQA replay validation, out-of-distribution transfer, or deployed knowledge-base workflow validation.</w:t>
+        <w:t>The evidence package includes a controlled synthetic stage where QP is strongest, a structural stress-test showing that redundancy and bottleneck terms contribute when labels encode those structural preferences, a Countries-KG typed-edge stage showing that typed ontology edges can change structural-necessity rankings, and locked PRM800K step-label evidence where w_struct is the primary real-data signal and Ridge preserves it while exposing a decomposable audit weight. The PRM800K fixed-budget readout provides moderate, preliminary support for PRM800K-like audit prioritization. The claim boundary is explicit: the submission does not claim downstream PRM training gains, GSM8K/HotpotQA replay validation, out-of-distribution transfer, or deployed knowledge-base workflow validation.</w:t>
       </w:r>
     </w:p>
     <w:p>
